--- a/public/CV/Kathiravan_Senior_Software_Engineer.docx
+++ b/public/CV/Kathiravan_Senior_Software_Engineer.docx
@@ -8,36 +8,24 @@
         <w:spacing w:before="45"/>
         <w:ind w:left="0" w:firstLine="0"/>
       </w:pPr>
-      <w:r>
-        <w:fldChar w:fldCharType="begin"/>
-      </w:r>
-      <w:r>
-        <w:instrText>HYPERLINK "https://kathir-dev.vercel.app/" \h</w:instrText>
-      </w:r>
-      <w:r>
-        <w:fldChar w:fldCharType="separate"/>
-      </w:r>
-      <w:proofErr w:type="spellStart"/>
-      <w:r>
-        <w:rPr>
-          <w:color w:val="0000FF"/>
-          <w:spacing w:val="-7"/>
-          <w:u w:val="single" w:color="0000FF"/>
-        </w:rPr>
-        <w:t>kathir-</w:t>
-      </w:r>
-      <w:r>
-        <w:rPr>
-          <w:color w:val="0000FF"/>
-          <w:spacing w:val="-2"/>
-          <w:u w:val="single" w:color="0000FF"/>
-        </w:rPr>
-        <w:t>dev.vercel.app</w:t>
-      </w:r>
-      <w:proofErr w:type="spellEnd"/>
-      <w:r>
-        <w:fldChar w:fldCharType="end"/>
-      </w:r>
+      <w:hyperlink r:id="rId5">
+        <w:r>
+          <w:rPr>
+            <w:color w:val="0000FF"/>
+            <w:spacing w:val="-7"/>
+            <w:u w:val="single" w:color="0000FF"/>
+          </w:rPr>
+          <w:t>kathir-</w:t>
+        </w:r>
+        <w:r>
+          <w:rPr>
+            <w:color w:val="0000FF"/>
+            <w:spacing w:val="-2"/>
+            <w:u w:val="single" w:color="0000FF"/>
+          </w:rPr>
+          <w:t>dev.vercel.app</w:t>
+        </w:r>
+      </w:hyperlink>
     </w:p>
     <w:p>
       <w:pPr>
@@ -48,15 +36,17 @@
         <w:rPr>
           <w:b/>
           <w:sz w:val="44"/>
-        </w:rPr>
-      </w:pPr>
-      <w:hyperlink r:id="rId5">
+          <w:lang w:val="de-DE"/>
+        </w:rPr>
+      </w:pPr>
+      <w:hyperlink r:id="rId6">
         <w:r>
           <w:rPr>
             <w:color w:val="0000FF"/>
             <w:spacing w:val="-2"/>
             <w:position w:val="2"/>
             <w:u w:val="single" w:color="0000FF"/>
+            <w:lang w:val="de-DE"/>
           </w:rPr>
           <w:t>linkedin.com/in/kathiravans0808</w:t>
         </w:r>
@@ -65,14 +55,24 @@
         <w:rPr>
           <w:color w:val="0000FF"/>
           <w:position w:val="2"/>
+          <w:lang w:val="de-DE"/>
         </w:rPr>
         <w:tab/>
       </w:r>
       <w:r>
         <w:rPr>
+          <w:color w:val="0000FF"/>
+          <w:position w:val="2"/>
+          <w:lang w:val="de-DE"/>
+        </w:rPr>
+        <w:t xml:space="preserve">  </w:t>
+      </w:r>
+      <w:r>
+        <w:rPr>
           <w:b/>
           <w:spacing w:val="-2"/>
           <w:sz w:val="44"/>
+          <w:lang w:val="de-DE"/>
         </w:rPr>
         <w:t>KATHIRAVAN</w:t>
       </w:r>
@@ -84,9 +84,12 @@
         <w:ind w:left="309" w:right="284" w:hanging="310"/>
       </w:pPr>
       <w:r>
+        <w:rPr>
+          <w:lang w:val="de-DE"/>
+        </w:rPr>
         <w:br w:type="column"/>
       </w:r>
-      <w:hyperlink r:id="rId6">
+      <w:hyperlink r:id="rId7">
         <w:r>
           <w:rPr>
             <w:spacing w:val="-8"/>
@@ -228,7 +231,7 @@
           </mc:Choice>
           <mc:Fallback>
             <w:pict>
-              <v:shape w14:anchorId="27410250" id="Graphic 1" o:spid="_x0000_s1026" style="position:absolute;margin-left:54pt;margin-top:3pt;width:7in;height:.1pt;z-index:15728640;visibility:visible;mso-wrap-style:square;mso-wrap-distance-left:0;mso-wrap-distance-top:0;mso-wrap-distance-right:0;mso-wrap-distance-bottom:0;mso-position-horizontal:absolute;mso-position-horizontal-relative:page;mso-position-vertical:absolute;mso-position-vertical-relative:text;v-text-anchor:top" coordsize="6400800,1270" o:gfxdata="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" path="m,l6400800,e" filled="f" strokeweight=".17561mm">
+              <v:shape w14:anchorId="5A35D8EF" id="Graphic 1" o:spid="_x0000_s1026" style="position:absolute;margin-left:54pt;margin-top:3pt;width:7in;height:.1pt;z-index:15728640;visibility:visible;mso-wrap-style:square;mso-wrap-distance-left:0;mso-wrap-distance-top:0;mso-wrap-distance-right:0;mso-wrap-distance-bottom:0;mso-position-horizontal:absolute;mso-position-horizontal-relative:page;mso-position-vertical:absolute;mso-position-vertical-relative:text;v-text-anchor:top" coordsize="6400800,1270" o:gfxdata="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" path="m,l6400800,e" filled="f" strokeweight=".17561mm">
                 <v:path arrowok="t"/>
                 <w10:wrap anchorx="page"/>
               </v:shape>
@@ -628,14 +631,12 @@
         </w:rPr>
         <w:t xml:space="preserve"> </w:t>
       </w:r>
-      <w:proofErr w:type="spellStart"/>
       <w:r>
         <w:rPr>
           <w:spacing w:val="-5"/>
         </w:rPr>
         <w:t>ms.</w:t>
       </w:r>
-      <w:proofErr w:type="spellEnd"/>
     </w:p>
     <w:p>
       <w:pPr>
@@ -947,14 +948,12 @@
       <w:r>
         <w:tab/>
       </w:r>
-      <w:proofErr w:type="spellStart"/>
       <w:r>
         <w:rPr>
           <w:spacing w:val="-6"/>
         </w:rPr>
         <w:t>Boodskap</w:t>
       </w:r>
-      <w:proofErr w:type="spellEnd"/>
       <w:r>
         <w:rPr>
           <w:spacing w:val="-1"/>
@@ -1403,19 +1402,11 @@
         </w:rPr>
         <w:t xml:space="preserve"> </w:t>
       </w:r>
-      <w:proofErr w:type="spellStart"/>
-      <w:r>
-        <w:rPr>
-          <w:spacing w:val="-4"/>
-        </w:rPr>
-        <w:t>RxJS</w:t>
-      </w:r>
-      <w:proofErr w:type="spellEnd"/>
-      <w:r>
-        <w:rPr>
-          <w:spacing w:val="-4"/>
-        </w:rPr>
-        <w:t>,</w:t>
+      <w:r>
+        <w:rPr>
+          <w:spacing w:val="-4"/>
+        </w:rPr>
+        <w:t>RxJS,</w:t>
       </w:r>
       <w:r>
         <w:rPr>
@@ -1459,19 +1450,11 @@
         </w:rPr>
         <w:t xml:space="preserve"> </w:t>
       </w:r>
-      <w:proofErr w:type="gramStart"/>
-      <w:r>
-        <w:rPr>
-          <w:spacing w:val="-4"/>
-        </w:rPr>
-        <w:t>focus</w:t>
-      </w:r>
-      <w:proofErr w:type="gramEnd"/>
-      <w:r>
-        <w:rPr>
-          <w:spacing w:val="-4"/>
-        </w:rPr>
-        <w:t xml:space="preserve"> </w:t>
+      <w:r>
+        <w:rPr>
+          <w:spacing w:val="-4"/>
+        </w:rPr>
+        <w:t xml:space="preserve">focus </w:t>
       </w:r>
       <w:r>
         <w:t>on code efficiency and maintainability.</w:t>
@@ -1647,25 +1630,23 @@
       <w:r>
         <w:tab/>
       </w:r>
-      <w:proofErr w:type="spellStart"/>
-      <w:r>
-        <w:rPr>
-          <w:spacing w:val="-2"/>
-        </w:rPr>
-        <w:t>Finix</w:t>
-      </w:r>
-      <w:proofErr w:type="spellEnd"/>
-      <w:r>
-        <w:rPr>
-          <w:spacing w:val="-2"/>
-        </w:rPr>
-        <w:t xml:space="preserve"> </w:t>
-      </w:r>
-      <w:r>
-        <w:rPr>
-          <w:spacing w:val="-2"/>
-        </w:rPr>
-        <w:t>info solution</w:t>
+      <w:r>
+        <w:rPr>
+          <w:spacing w:val="-2"/>
+        </w:rPr>
+        <w:t>Mirror</w:t>
+      </w:r>
+      <w:r>
+        <w:rPr>
+          <w:spacing w:val="-2"/>
+        </w:rPr>
+        <w:t xml:space="preserve"> </w:t>
+      </w:r>
+      <w:r>
+        <w:rPr>
+          <w:spacing w:val="-2"/>
+        </w:rPr>
+        <w:t>Technologies</w:t>
       </w:r>
       <w:r>
         <w:tab/>
@@ -2070,7 +2051,7 @@
           </mc:Choice>
           <mc:Fallback>
             <w:pict>
-              <v:shape w14:anchorId="44C8F872" id="Graphic 2" o:spid="_x0000_s1026" style="position:absolute;margin-left:54pt;margin-top:15.4pt;width:7in;height:.1pt;z-index:15729152;visibility:visible;mso-wrap-style:square;mso-wrap-distance-left:0;mso-wrap-distance-top:0;mso-wrap-distance-right:0;mso-wrap-distance-bottom:0;mso-position-horizontal:absolute;mso-position-horizontal-relative:page;mso-position-vertical:absolute;mso-position-vertical-relative:text;v-text-anchor:top" coordsize="6400800,1270" o:gfxdata="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" path="m,l6400800,e" filled="f" strokeweight=".17561mm">
+              <v:shape w14:anchorId="7425FEE0" id="Graphic 2" o:spid="_x0000_s1026" style="position:absolute;margin-left:54pt;margin-top:15.4pt;width:7in;height:.1pt;z-index:15729152;visibility:visible;mso-wrap-style:square;mso-wrap-distance-left:0;mso-wrap-distance-top:0;mso-wrap-distance-right:0;mso-wrap-distance-bottom:0;mso-position-horizontal:absolute;mso-position-horizontal-relative:page;mso-position-vertical:absolute;mso-position-vertical-relative:text;v-text-anchor:top" coordsize="6400800,1270" o:gfxdata="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" path="m,l6400800,e" filled="f" strokeweight=".17561mm">
                 <v:path arrowok="t"/>
                 <w10:wrap anchorx="page"/>
               </v:shape>
@@ -2222,15 +2203,7 @@
         <w:t xml:space="preserve">workflows, </w:t>
       </w:r>
       <w:r>
-        <w:t xml:space="preserve">tracks samples, and ensures data accuracy, </w:t>
-      </w:r>
-      <w:proofErr w:type="gramStart"/>
-      <w:r>
-        <w:t>enhancing</w:t>
-      </w:r>
-      <w:proofErr w:type="gramEnd"/>
-      <w:r>
-        <w:t xml:space="preserve"> efficiency, compliance, and data integrity.</w:t>
+        <w:t>tracks samples, and ensures data accuracy, enhancing efficiency, compliance, and data integrity.</w:t>
       </w:r>
     </w:p>
     <w:p>
@@ -2591,14 +2564,12 @@
       <w:r>
         <w:t xml:space="preserve"> </w:t>
       </w:r>
-      <w:proofErr w:type="spellStart"/>
       <w:r>
         <w:rPr>
           <w:spacing w:val="-4"/>
         </w:rPr>
         <w:t>Node.Js</w:t>
       </w:r>
-      <w:proofErr w:type="spellEnd"/>
     </w:p>
     <w:p>
       <w:pPr>
@@ -2676,7 +2647,7 @@
           </mc:Choice>
           <mc:Fallback>
             <w:pict>
-              <v:shape w14:anchorId="393FB9AC" id="Graphic 3" o:spid="_x0000_s1026" style="position:absolute;margin-left:54pt;margin-top:14.35pt;width:7in;height:.1pt;z-index:15729664;visibility:visible;mso-wrap-style:square;mso-wrap-distance-left:0;mso-wrap-distance-top:0;mso-wrap-distance-right:0;mso-wrap-distance-bottom:0;mso-position-horizontal:absolute;mso-position-horizontal-relative:page;mso-position-vertical:absolute;mso-position-vertical-relative:text;v-text-anchor:top" coordsize="6400800,1270" o:gfxdata="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" path="m,l6400800,e" filled="f" strokeweight=".17561mm">
+              <v:shape w14:anchorId="5F6F647A" id="Graphic 3" o:spid="_x0000_s1026" style="position:absolute;margin-left:54pt;margin-top:14.35pt;width:7in;height:.1pt;z-index:15729664;visibility:visible;mso-wrap-style:square;mso-wrap-distance-left:0;mso-wrap-distance-top:0;mso-wrap-distance-right:0;mso-wrap-distance-bottom:0;mso-position-horizontal:absolute;mso-position-horizontal-relative:page;mso-position-vertical:absolute;mso-position-vertical-relative:text;v-text-anchor:top" coordsize="6400800,1270" o:gfxdata="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" path="m,l6400800,e" filled="f" strokeweight=".17561mm">
                 <v:path arrowok="t"/>
                 <w10:wrap anchorx="page"/>
               </v:shape>
@@ -2800,19 +2771,11 @@
         </w:rPr>
         <w:t xml:space="preserve"> </w:t>
       </w:r>
-      <w:proofErr w:type="spellStart"/>
-      <w:r>
-        <w:rPr>
-          <w:spacing w:val="-2"/>
-        </w:rPr>
-        <w:t>Javascript</w:t>
-      </w:r>
-      <w:proofErr w:type="spellEnd"/>
-      <w:r>
-        <w:rPr>
-          <w:spacing w:val="-2"/>
-        </w:rPr>
-        <w:t>,</w:t>
+      <w:r>
+        <w:rPr>
+          <w:spacing w:val="-2"/>
+        </w:rPr>
+        <w:t>Javascript,</w:t>
       </w:r>
       <w:r>
         <w:rPr>
@@ -2894,14 +2857,12 @@
         </w:rPr>
         <w:t xml:space="preserve"> </w:t>
       </w:r>
-      <w:proofErr w:type="spellStart"/>
       <w:r>
         <w:rPr>
           <w:spacing w:val="-2"/>
         </w:rPr>
         <w:t>Node.Js</w:t>
       </w:r>
-      <w:proofErr w:type="spellEnd"/>
     </w:p>
     <w:p>
       <w:pPr>
@@ -3082,7 +3043,7 @@
           </mc:Choice>
           <mc:Fallback>
             <w:pict>
-              <v:shape w14:anchorId="03DDF8C4" id="Graphic 4" o:spid="_x0000_s1026" style="position:absolute;margin-left:54pt;margin-top:15.95pt;width:7in;height:.1pt;z-index:15730176;visibility:visible;mso-wrap-style:square;mso-wrap-distance-left:0;mso-wrap-distance-top:0;mso-wrap-distance-right:0;mso-wrap-distance-bottom:0;mso-position-horizontal:absolute;mso-position-horizontal-relative:page;mso-position-vertical:absolute;mso-position-vertical-relative:text;v-text-anchor:top" coordsize="6400800,1270" o:gfxdata="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" path="m,l6400800,e" filled="f" strokeweight=".17561mm">
+              <v:shape w14:anchorId="0AF7D9B6" id="Graphic 4" o:spid="_x0000_s1026" style="position:absolute;margin-left:54pt;margin-top:15.95pt;width:7in;height:.1pt;z-index:15730176;visibility:visible;mso-wrap-style:square;mso-wrap-distance-left:0;mso-wrap-distance-top:0;mso-wrap-distance-right:0;mso-wrap-distance-bottom:0;mso-position-horizontal:absolute;mso-position-horizontal-relative:page;mso-position-vertical:absolute;mso-position-vertical-relative:text;v-text-anchor:top" coordsize="6400800,1270" o:gfxdata="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" path="m,l6400800,e" filled="f" strokeweight=".17561mm">
                 <v:path arrowok="t"/>
                 <w10:wrap anchorx="page"/>
               </v:shape>
@@ -3154,42 +3115,24 @@
         </w:rPr>
         <w:t xml:space="preserve"> </w:t>
       </w:r>
-      <w:proofErr w:type="spellStart"/>
       <w:r>
         <w:rPr>
           <w:spacing w:val="-6"/>
         </w:rPr>
         <w:t>Receivedthe</w:t>
       </w:r>
-      <w:proofErr w:type="spellEnd"/>
       <w:r>
         <w:rPr>
           <w:spacing w:val="-9"/>
         </w:rPr>
         <w:t xml:space="preserve"> </w:t>
       </w:r>
-      <w:proofErr w:type="spellStart"/>
-      <w:r>
-        <w:rPr>
-          <w:spacing w:val="-6"/>
-        </w:rPr>
-        <w:t>awardthree</w:t>
-      </w:r>
-      <w:proofErr w:type="spellEnd"/>
-      <w:r>
-        <w:rPr>
-          <w:spacing w:val="-6"/>
-        </w:rPr>
-        <w:t xml:space="preserve"> times </w:t>
-      </w:r>
-      <w:proofErr w:type="spellStart"/>
-      <w:r>
-        <w:rPr>
-          <w:spacing w:val="-6"/>
-        </w:rPr>
-        <w:t>foroutstanding</w:t>
-      </w:r>
-      <w:proofErr w:type="spellEnd"/>
+      <w:r>
+        <w:rPr>
+          <w:spacing w:val="-6"/>
+        </w:rPr>
+        <w:t>awardthree times foroutstanding</w:t>
+      </w:r>
       <w:r>
         <w:rPr>
           <w:spacing w:val="-7"/>
@@ -3306,8 +3249,7 @@
         </w:rPr>
         <w:t xml:space="preserve">on </w:t>
       </w:r>
-      <w:hyperlink r:id="rId7">
-        <w:proofErr w:type="spellStart"/>
+      <w:hyperlink r:id="rId8">
         <w:r>
           <w:rPr>
             <w:color w:val="0000FF"/>
@@ -3316,7 +3258,6 @@
           </w:rPr>
           <w:t>LeetCode</w:t>
         </w:r>
-        <w:proofErr w:type="spellEnd"/>
         <w:r>
           <w:rPr>
             <w:spacing w:val="-4"/>
@@ -3425,7 +3366,7 @@
           </mc:Choice>
           <mc:Fallback>
             <w:pict>
-              <v:shape w14:anchorId="35F58077" id="Graphic 5" o:spid="_x0000_s1026" style="position:absolute;margin-left:54pt;margin-top:13.2pt;width:7in;height:.1pt;z-index:15730688;visibility:visible;mso-wrap-style:square;mso-wrap-distance-left:0;mso-wrap-distance-top:0;mso-wrap-distance-right:0;mso-wrap-distance-bottom:0;mso-position-horizontal:absolute;mso-position-horizontal-relative:page;mso-position-vertical:absolute;mso-position-vertical-relative:text;v-text-anchor:top" coordsize="6400800,1270" o:gfxdata="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" path="m,l6400800,e" filled="f" strokeweight=".17561mm">
+              <v:shape w14:anchorId="5F44C6B0" id="Graphic 5" o:spid="_x0000_s1026" style="position:absolute;margin-left:54pt;margin-top:13.2pt;width:7in;height:.1pt;z-index:15730688;visibility:visible;mso-wrap-style:square;mso-wrap-distance-left:0;mso-wrap-distance-top:0;mso-wrap-distance-right:0;mso-wrap-distance-bottom:0;mso-position-horizontal:absolute;mso-position-horizontal-relative:page;mso-position-vertical:absolute;mso-position-vertical-relative:text;v-text-anchor:top" coordsize="6400800,1270" o:gfxdata="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" path="m,l6400800,e" filled="f" strokeweight=".17561mm">
                 <v:path arrowok="t"/>
                 <w10:wrap anchorx="page"/>
               </v:shape>
@@ -3476,11 +3417,9 @@
         <w:spacing w:before="0"/>
         <w:ind w:left="120" w:right="259" w:firstLine="0"/>
       </w:pPr>
-      <w:proofErr w:type="gramStart"/>
       <w:r>
         <w:t>Completed</w:t>
       </w:r>
-      <w:proofErr w:type="gramEnd"/>
       <w:r>
         <w:rPr>
           <w:spacing w:val="-13"/>

--- a/public/CV/Kathiravan_Senior_Software_Engineer.docx
+++ b/public/CV/Kathiravan_Senior_Software_Engineer.docx
@@ -231,7 +231,7 @@
           </mc:Choice>
           <mc:Fallback>
             <w:pict>
-              <v:shape w14:anchorId="5A35D8EF" id="Graphic 1" o:spid="_x0000_s1026" style="position:absolute;margin-left:54pt;margin-top:3pt;width:7in;height:.1pt;z-index:15728640;visibility:visible;mso-wrap-style:square;mso-wrap-distance-left:0;mso-wrap-distance-top:0;mso-wrap-distance-right:0;mso-wrap-distance-bottom:0;mso-position-horizontal:absolute;mso-position-horizontal-relative:page;mso-position-vertical:absolute;mso-position-vertical-relative:text;v-text-anchor:top" coordsize="6400800,1270" o:gfxdata="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" path="m,l6400800,e" filled="f" strokeweight=".17561mm">
+              <v:shape w14:anchorId="10A0FF0C" id="Graphic 1" o:spid="_x0000_s1026" style="position:absolute;margin-left:54pt;margin-top:3pt;width:7in;height:.1pt;z-index:15728640;visibility:visible;mso-wrap-style:square;mso-wrap-distance-left:0;mso-wrap-distance-top:0;mso-wrap-distance-right:0;mso-wrap-distance-bottom:0;mso-position-horizontal:absolute;mso-position-horizontal-relative:page;mso-position-vertical:absolute;mso-position-vertical-relative:text;v-text-anchor:top" coordsize="6400800,1270" o:gfxdata="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" path="m,l6400800,e" filled="f" strokeweight=".17561mm">
                 <v:path arrowok="t"/>
                 <w10:wrap anchorx="page"/>
               </v:shape>
@@ -279,37 +279,46 @@
         <w:t>Dedalus</w:t>
       </w:r>
       <w:r>
-        <w:tab/>
-      </w:r>
-      <w:r>
-        <w:rPr>
-          <w:spacing w:val="-6"/>
-        </w:rPr>
-        <w:t>2023-06</w:t>
+        <w:rPr>
+          <w:spacing w:val="-2"/>
+        </w:rPr>
+        <w:t xml:space="preserve">                                                           </w:t>
+      </w:r>
+      <w:r>
+        <w:rPr>
+          <w:spacing w:val="-6"/>
+        </w:rPr>
+        <w:t xml:space="preserve">Jun </w:t>
+      </w:r>
+      <w:r>
+        <w:rPr>
+          <w:spacing w:val="-6"/>
+        </w:rPr>
+        <w:t xml:space="preserve">2023 </w:t>
       </w:r>
       <w:r>
         <w:rPr>
           <w:spacing w:val="-23"/>
         </w:rPr>
-        <w:t xml:space="preserve"> </w:t>
-      </w:r>
-      <w:r>
-        <w:rPr>
-          <w:spacing w:val="-6"/>
-        </w:rPr>
         <w:t>–</w:t>
       </w:r>
       <w:r>
         <w:rPr>
+          <w:spacing w:val="-6"/>
+        </w:rPr>
+        <w:t xml:space="preserve"> </w:t>
+      </w:r>
+      <w:r>
+        <w:rPr>
           <w:spacing w:val="-11"/>
         </w:rPr>
-        <w:t xml:space="preserve"> </w:t>
-      </w:r>
-      <w:r>
-        <w:rPr>
-          <w:spacing w:val="-6"/>
-        </w:rPr>
-        <w:t>Current</w:t>
+        <w:t>Apr</w:t>
+      </w:r>
+      <w:r>
+        <w:rPr>
+          <w:spacing w:val="-6"/>
+        </w:rPr>
+        <w:t xml:space="preserve"> 2026</w:t>
       </w:r>
     </w:p>
     <w:p>
@@ -2051,7 +2060,7 @@
           </mc:Choice>
           <mc:Fallback>
             <w:pict>
-              <v:shape w14:anchorId="7425FEE0" id="Graphic 2" o:spid="_x0000_s1026" style="position:absolute;margin-left:54pt;margin-top:15.4pt;width:7in;height:.1pt;z-index:15729152;visibility:visible;mso-wrap-style:square;mso-wrap-distance-left:0;mso-wrap-distance-top:0;mso-wrap-distance-right:0;mso-wrap-distance-bottom:0;mso-position-horizontal:absolute;mso-position-horizontal-relative:page;mso-position-vertical:absolute;mso-position-vertical-relative:text;v-text-anchor:top" coordsize="6400800,1270" o:gfxdata="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" path="m,l6400800,e" filled="f" strokeweight=".17561mm">
+              <v:shape w14:anchorId="0448BD71" id="Graphic 2" o:spid="_x0000_s1026" style="position:absolute;margin-left:54pt;margin-top:15.4pt;width:7in;height:.1pt;z-index:15729152;visibility:visible;mso-wrap-style:square;mso-wrap-distance-left:0;mso-wrap-distance-top:0;mso-wrap-distance-right:0;mso-wrap-distance-bottom:0;mso-position-horizontal:absolute;mso-position-horizontal-relative:page;mso-position-vertical:absolute;mso-position-vertical-relative:text;v-text-anchor:top" coordsize="6400800,1270" o:gfxdata="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" path="m,l6400800,e" filled="f" strokeweight=".17561mm">
                 <v:path arrowok="t"/>
                 <w10:wrap anchorx="page"/>
               </v:shape>
@@ -2647,7 +2656,7 @@
           </mc:Choice>
           <mc:Fallback>
             <w:pict>
-              <v:shape w14:anchorId="5F6F647A" id="Graphic 3" o:spid="_x0000_s1026" style="position:absolute;margin-left:54pt;margin-top:14.35pt;width:7in;height:.1pt;z-index:15729664;visibility:visible;mso-wrap-style:square;mso-wrap-distance-left:0;mso-wrap-distance-top:0;mso-wrap-distance-right:0;mso-wrap-distance-bottom:0;mso-position-horizontal:absolute;mso-position-horizontal-relative:page;mso-position-vertical:absolute;mso-position-vertical-relative:text;v-text-anchor:top" coordsize="6400800,1270" o:gfxdata="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" path="m,l6400800,e" filled="f" strokeweight=".17561mm">
+              <v:shape w14:anchorId="51265D8F" id="Graphic 3" o:spid="_x0000_s1026" style="position:absolute;margin-left:54pt;margin-top:14.35pt;width:7in;height:.1pt;z-index:15729664;visibility:visible;mso-wrap-style:square;mso-wrap-distance-left:0;mso-wrap-distance-top:0;mso-wrap-distance-right:0;mso-wrap-distance-bottom:0;mso-position-horizontal:absolute;mso-position-horizontal-relative:page;mso-position-vertical:absolute;mso-position-vertical-relative:text;v-text-anchor:top" coordsize="6400800,1270" o:gfxdata="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" path="m,l6400800,e" filled="f" strokeweight=".17561mm">
                 <v:path arrowok="t"/>
                 <w10:wrap anchorx="page"/>
               </v:shape>
@@ -3043,7 +3052,7 @@
           </mc:Choice>
           <mc:Fallback>
             <w:pict>
-              <v:shape w14:anchorId="0AF7D9B6" id="Graphic 4" o:spid="_x0000_s1026" style="position:absolute;margin-left:54pt;margin-top:15.95pt;width:7in;height:.1pt;z-index:15730176;visibility:visible;mso-wrap-style:square;mso-wrap-distance-left:0;mso-wrap-distance-top:0;mso-wrap-distance-right:0;mso-wrap-distance-bottom:0;mso-position-horizontal:absolute;mso-position-horizontal-relative:page;mso-position-vertical:absolute;mso-position-vertical-relative:text;v-text-anchor:top" coordsize="6400800,1270" o:gfxdata="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" path="m,l6400800,e" filled="f" strokeweight=".17561mm">
+              <v:shape w14:anchorId="7739A8CD" id="Graphic 4" o:spid="_x0000_s1026" style="position:absolute;margin-left:54pt;margin-top:15.95pt;width:7in;height:.1pt;z-index:15730176;visibility:visible;mso-wrap-style:square;mso-wrap-distance-left:0;mso-wrap-distance-top:0;mso-wrap-distance-right:0;mso-wrap-distance-bottom:0;mso-position-horizontal:absolute;mso-position-horizontal-relative:page;mso-position-vertical:absolute;mso-position-vertical-relative:text;v-text-anchor:top" coordsize="6400800,1270" o:gfxdata="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" path="m,l6400800,e" filled="f" strokeweight=".17561mm">
                 <v:path arrowok="t"/>
                 <w10:wrap anchorx="page"/>
               </v:shape>
@@ -3366,7 +3375,7 @@
           </mc:Choice>
           <mc:Fallback>
             <w:pict>
-              <v:shape w14:anchorId="5F44C6B0" id="Graphic 5" o:spid="_x0000_s1026" style="position:absolute;margin-left:54pt;margin-top:13.2pt;width:7in;height:.1pt;z-index:15730688;visibility:visible;mso-wrap-style:square;mso-wrap-distance-left:0;mso-wrap-distance-top:0;mso-wrap-distance-right:0;mso-wrap-distance-bottom:0;mso-position-horizontal:absolute;mso-position-horizontal-relative:page;mso-position-vertical:absolute;mso-position-vertical-relative:text;v-text-anchor:top" coordsize="6400800,1270" o:gfxdata="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" path="m,l6400800,e" filled="f" strokeweight=".17561mm">
+              <v:shape w14:anchorId="351950BF" id="Graphic 5" o:spid="_x0000_s1026" style="position:absolute;margin-left:54pt;margin-top:13.2pt;width:7in;height:.1pt;z-index:15730688;visibility:visible;mso-wrap-style:square;mso-wrap-distance-left:0;mso-wrap-distance-top:0;mso-wrap-distance-right:0;mso-wrap-distance-bottom:0;mso-position-horizontal:absolute;mso-position-horizontal-relative:page;mso-position-vertical:absolute;mso-position-vertical-relative:text;v-text-anchor:top" coordsize="6400800,1270" o:gfxdata="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" path="m,l6400800,e" filled="f" strokeweight=".17561mm">
                 <v:path arrowok="t"/>
                 <w10:wrap anchorx="page"/>
               </v:shape>

--- a/public/CV/Kathiravan_Senior_Software_Engineer.docx
+++ b/public/CV/Kathiravan_Senior_Software_Engineer.docx
@@ -105,24 +105,34 @@
         </w:rPr>
         <w:t xml:space="preserve"> </w:t>
       </w:r>
-      <w:r>
-        <w:rPr>
-          <w:spacing w:val="-2"/>
-        </w:rPr>
-        <w:t>7358417092</w:t>
-      </w:r>
     </w:p>
     <w:p>
       <w:pPr>
         <w:pStyle w:val="BodyText"/>
         <w:spacing w:before="0"/>
         <w:ind w:left="309" w:firstLine="0"/>
+        <w:rPr>
+          <w:spacing w:val="-2"/>
+        </w:rPr>
       </w:pPr>
       <w:r>
         <w:rPr>
           <w:spacing w:val="-2"/>
         </w:rPr>
         <w:t>8838232616</w:t>
+      </w:r>
+    </w:p>
+    <w:p>
+      <w:pPr>
+        <w:pStyle w:val="BodyText"/>
+        <w:spacing w:before="0"/>
+        <w:ind w:left="309" w:firstLine="0"/>
+      </w:pPr>
+      <w:r>
+        <w:rPr>
+          <w:spacing w:val="-2"/>
+        </w:rPr>
+        <w:t>7358417092</w:t>
       </w:r>
     </w:p>
     <w:p>
@@ -231,7 +241,7 @@
           </mc:Choice>
           <mc:Fallback>
             <w:pict>
-              <v:shape w14:anchorId="10A0FF0C" id="Graphic 1" o:spid="_x0000_s1026" style="position:absolute;margin-left:54pt;margin-top:3pt;width:7in;height:.1pt;z-index:15728640;visibility:visible;mso-wrap-style:square;mso-wrap-distance-left:0;mso-wrap-distance-top:0;mso-wrap-distance-right:0;mso-wrap-distance-bottom:0;mso-position-horizontal:absolute;mso-position-horizontal-relative:page;mso-position-vertical:absolute;mso-position-vertical-relative:text;v-text-anchor:top" coordsize="6400800,1270" o:gfxdata="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" path="m,l6400800,e" filled="f" strokeweight=".17561mm">
+              <v:shape w14:anchorId="190BFE82" id="Graphic 1" o:spid="_x0000_s1026" style="position:absolute;margin-left:54pt;margin-top:3pt;width:7in;height:.1pt;z-index:15728640;visibility:visible;mso-wrap-style:square;mso-wrap-distance-left:0;mso-wrap-distance-top:0;mso-wrap-distance-right:0;mso-wrap-distance-bottom:0;mso-position-horizontal:absolute;mso-position-horizontal-relative:page;mso-position-vertical:absolute;mso-position-vertical-relative:text;v-text-anchor:top" coordsize="6400800,1270" o:gfxdata="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" path="m,l6400800,e" filled="f" strokeweight=".17561mm">
                 <v:path arrowok="t"/>
                 <w10:wrap anchorx="page"/>
               </v:shape>
@@ -1640,22 +1650,13 @@
         <w:tab/>
       </w:r>
       <w:r>
-        <w:rPr>
-          <w:spacing w:val="-2"/>
-        </w:rPr>
-        <w:t>Mirror</w:t>
-      </w:r>
-      <w:r>
-        <w:rPr>
-          <w:spacing w:val="-2"/>
-        </w:rPr>
-        <w:t xml:space="preserve"> </w:t>
-      </w:r>
-      <w:r>
-        <w:rPr>
-          <w:spacing w:val="-2"/>
-        </w:rPr>
-        <w:t>Technologies</w:t>
+        <w:t xml:space="preserve">   </w:t>
+      </w:r>
+      <w:r>
+        <w:rPr>
+          <w:spacing w:val="-2"/>
+        </w:rPr>
+        <w:t>Finix info solution</w:t>
       </w:r>
       <w:r>
         <w:tab/>
@@ -2060,7 +2061,7 @@
           </mc:Choice>
           <mc:Fallback>
             <w:pict>
-              <v:shape w14:anchorId="0448BD71" id="Graphic 2" o:spid="_x0000_s1026" style="position:absolute;margin-left:54pt;margin-top:15.4pt;width:7in;height:.1pt;z-index:15729152;visibility:visible;mso-wrap-style:square;mso-wrap-distance-left:0;mso-wrap-distance-top:0;mso-wrap-distance-right:0;mso-wrap-distance-bottom:0;mso-position-horizontal:absolute;mso-position-horizontal-relative:page;mso-position-vertical:absolute;mso-position-vertical-relative:text;v-text-anchor:top" coordsize="6400800,1270" o:gfxdata="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" path="m,l6400800,e" filled="f" strokeweight=".17561mm">
+              <v:shape w14:anchorId="073EA1F1" id="Graphic 2" o:spid="_x0000_s1026" style="position:absolute;margin-left:54pt;margin-top:15.4pt;width:7in;height:.1pt;z-index:15729152;visibility:visible;mso-wrap-style:square;mso-wrap-distance-left:0;mso-wrap-distance-top:0;mso-wrap-distance-right:0;mso-wrap-distance-bottom:0;mso-position-horizontal:absolute;mso-position-horizontal-relative:page;mso-position-vertical:absolute;mso-position-vertical-relative:text;v-text-anchor:top" coordsize="6400800,1270" o:gfxdata="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" path="m,l6400800,e" filled="f" strokeweight=".17561mm">
                 <v:path arrowok="t"/>
                 <w10:wrap anchorx="page"/>
               </v:shape>
@@ -2656,7 +2657,7 @@
           </mc:Choice>
           <mc:Fallback>
             <w:pict>
-              <v:shape w14:anchorId="51265D8F" id="Graphic 3" o:spid="_x0000_s1026" style="position:absolute;margin-left:54pt;margin-top:14.35pt;width:7in;height:.1pt;z-index:15729664;visibility:visible;mso-wrap-style:square;mso-wrap-distance-left:0;mso-wrap-distance-top:0;mso-wrap-distance-right:0;mso-wrap-distance-bottom:0;mso-position-horizontal:absolute;mso-position-horizontal-relative:page;mso-position-vertical:absolute;mso-position-vertical-relative:text;v-text-anchor:top" coordsize="6400800,1270" o:gfxdata="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" path="m,l6400800,e" filled="f" strokeweight=".17561mm">
+              <v:shape w14:anchorId="74732BBB" id="Graphic 3" o:spid="_x0000_s1026" style="position:absolute;margin-left:54pt;margin-top:14.35pt;width:7in;height:.1pt;z-index:15729664;visibility:visible;mso-wrap-style:square;mso-wrap-distance-left:0;mso-wrap-distance-top:0;mso-wrap-distance-right:0;mso-wrap-distance-bottom:0;mso-position-horizontal:absolute;mso-position-horizontal-relative:page;mso-position-vertical:absolute;mso-position-vertical-relative:text;v-text-anchor:top" coordsize="6400800,1270" o:gfxdata="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" path="m,l6400800,e" filled="f" strokeweight=".17561mm">
                 <v:path arrowok="t"/>
                 <w10:wrap anchorx="page"/>
               </v:shape>
@@ -3052,7 +3053,7 @@
           </mc:Choice>
           <mc:Fallback>
             <w:pict>
-              <v:shape w14:anchorId="7739A8CD" id="Graphic 4" o:spid="_x0000_s1026" style="position:absolute;margin-left:54pt;margin-top:15.95pt;width:7in;height:.1pt;z-index:15730176;visibility:visible;mso-wrap-style:square;mso-wrap-distance-left:0;mso-wrap-distance-top:0;mso-wrap-distance-right:0;mso-wrap-distance-bottom:0;mso-position-horizontal:absolute;mso-position-horizontal-relative:page;mso-position-vertical:absolute;mso-position-vertical-relative:text;v-text-anchor:top" coordsize="6400800,1270" o:gfxdata="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" path="m,l6400800,e" filled="f" strokeweight=".17561mm">
+              <v:shape w14:anchorId="20ABE7A0" id="Graphic 4" o:spid="_x0000_s1026" style="position:absolute;margin-left:54pt;margin-top:15.95pt;width:7in;height:.1pt;z-index:15730176;visibility:visible;mso-wrap-style:square;mso-wrap-distance-left:0;mso-wrap-distance-top:0;mso-wrap-distance-right:0;mso-wrap-distance-bottom:0;mso-position-horizontal:absolute;mso-position-horizontal-relative:page;mso-position-vertical:absolute;mso-position-vertical-relative:text;v-text-anchor:top" coordsize="6400800,1270" o:gfxdata="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" path="m,l6400800,e" filled="f" strokeweight=".17561mm">
                 <v:path arrowok="t"/>
                 <w10:wrap anchorx="page"/>
               </v:shape>
@@ -3375,7 +3376,7 @@
           </mc:Choice>
           <mc:Fallback>
             <w:pict>
-              <v:shape w14:anchorId="351950BF" id="Graphic 5" o:spid="_x0000_s1026" style="position:absolute;margin-left:54pt;margin-top:13.2pt;width:7in;height:.1pt;z-index:15730688;visibility:visible;mso-wrap-style:square;mso-wrap-distance-left:0;mso-wrap-distance-top:0;mso-wrap-distance-right:0;mso-wrap-distance-bottom:0;mso-position-horizontal:absolute;mso-position-horizontal-relative:page;mso-position-vertical:absolute;mso-position-vertical-relative:text;v-text-anchor:top" coordsize="6400800,1270" o:gfxdata="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" path="m,l6400800,e" filled="f" strokeweight=".17561mm">
+              <v:shape w14:anchorId="7EEAB3E7" id="Graphic 5" o:spid="_x0000_s1026" style="position:absolute;margin-left:54pt;margin-top:13.2pt;width:7in;height:.1pt;z-index:15730688;visibility:visible;mso-wrap-style:square;mso-wrap-distance-left:0;mso-wrap-distance-top:0;mso-wrap-distance-right:0;mso-wrap-distance-bottom:0;mso-position-horizontal:absolute;mso-position-horizontal-relative:page;mso-position-vertical:absolute;mso-position-vertical-relative:text;v-text-anchor:top" coordsize="6400800,1270" o:gfxdata="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" path="m,l6400800,e" filled="f" strokeweight=".17561mm">
                 <v:path arrowok="t"/>
                 <w10:wrap anchorx="page"/>
               </v:shape>

--- a/public/CV/Kathiravan_Senior_Software_Engineer.docx
+++ b/public/CV/Kathiravan_Senior_Software_Engineer.docx
@@ -8,24 +8,36 @@
         <w:spacing w:before="45"/>
         <w:ind w:left="0" w:firstLine="0"/>
       </w:pPr>
-      <w:hyperlink r:id="rId5">
-        <w:r>
-          <w:rPr>
-            <w:color w:val="0000FF"/>
-            <w:spacing w:val="-7"/>
-            <w:u w:val="single" w:color="0000FF"/>
-          </w:rPr>
-          <w:t>kathir-</w:t>
-        </w:r>
-        <w:r>
-          <w:rPr>
-            <w:color w:val="0000FF"/>
-            <w:spacing w:val="-2"/>
-            <w:u w:val="single" w:color="0000FF"/>
-          </w:rPr>
-          <w:t>dev.vercel.app</w:t>
-        </w:r>
-      </w:hyperlink>
+      <w:r>
+        <w:fldChar w:fldCharType="begin"/>
+      </w:r>
+      <w:r>
+        <w:instrText>HYPERLINK "https://kathir-dev.vercel.app/" \h</w:instrText>
+      </w:r>
+      <w:r>
+        <w:fldChar w:fldCharType="separate"/>
+      </w:r>
+      <w:proofErr w:type="spellStart"/>
+      <w:r>
+        <w:rPr>
+          <w:color w:val="0000FF"/>
+          <w:spacing w:val="-7"/>
+          <w:u w:val="single" w:color="0000FF"/>
+        </w:rPr>
+        <w:t>kathir-</w:t>
+      </w:r>
+      <w:r>
+        <w:rPr>
+          <w:color w:val="0000FF"/>
+          <w:spacing w:val="-2"/>
+          <w:u w:val="single" w:color="0000FF"/>
+        </w:rPr>
+        <w:t>dev.vercel.app</w:t>
+      </w:r>
+      <w:proofErr w:type="spellEnd"/>
+      <w:r>
+        <w:fldChar w:fldCharType="end"/>
+      </w:r>
     </w:p>
     <w:p>
       <w:pPr>
@@ -39,7 +51,7 @@
           <w:lang w:val="de-DE"/>
         </w:rPr>
       </w:pPr>
-      <w:hyperlink r:id="rId6">
+      <w:hyperlink r:id="rId5">
         <w:r>
           <w:rPr>
             <w:color w:val="0000FF"/>
@@ -89,7 +101,7 @@
         </w:rPr>
         <w:br w:type="column"/>
       </w:r>
-      <w:hyperlink r:id="rId7">
+      <w:hyperlink r:id="rId6">
         <w:r>
           <w:rPr>
             <w:spacing w:val="-8"/>
@@ -241,7 +253,7 @@
           </mc:Choice>
           <mc:Fallback>
             <w:pict>
-              <v:shape w14:anchorId="190BFE82" id="Graphic 1" o:spid="_x0000_s1026" style="position:absolute;margin-left:54pt;margin-top:3pt;width:7in;height:.1pt;z-index:15728640;visibility:visible;mso-wrap-style:square;mso-wrap-distance-left:0;mso-wrap-distance-top:0;mso-wrap-distance-right:0;mso-wrap-distance-bottom:0;mso-position-horizontal:absolute;mso-position-horizontal-relative:page;mso-position-vertical:absolute;mso-position-vertical-relative:text;v-text-anchor:top" coordsize="6400800,1270" o:gfxdata="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" path="m,l6400800,e" filled="f" strokeweight=".17561mm">
+              <v:shape w14:anchorId="3F55BC9F" id="Graphic 1" o:spid="_x0000_s1026" style="position:absolute;margin-left:54pt;margin-top:3pt;width:7in;height:.1pt;z-index:15728640;visibility:visible;mso-wrap-style:square;mso-wrap-distance-left:0;mso-wrap-distance-top:0;mso-wrap-distance-right:0;mso-wrap-distance-bottom:0;mso-position-horizontal:absolute;mso-position-horizontal-relative:page;mso-position-vertical:absolute;mso-position-vertical-relative:text;v-text-anchor:top" coordsize="6400800,1270" o:gfxdata="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" path="m,l6400800,e" filled="f" strokeweight=".17561mm">
                 <v:path arrowok="t"/>
                 <w10:wrap anchorx="page"/>
               </v:shape>
@@ -650,12 +662,14 @@
         </w:rPr>
         <w:t xml:space="preserve"> </w:t>
       </w:r>
+      <w:proofErr w:type="spellStart"/>
       <w:r>
         <w:rPr>
           <w:spacing w:val="-5"/>
         </w:rPr>
         <w:t>ms.</w:t>
       </w:r>
+      <w:proofErr w:type="spellEnd"/>
     </w:p>
     <w:p>
       <w:pPr>
@@ -981,9 +995,15 @@
       </w:r>
       <w:r>
         <w:rPr>
-          <w:spacing w:val="-4"/>
-        </w:rPr>
-        <w:t>Labs</w:t>
+          <w:spacing w:val="-1"/>
+        </w:rPr>
+        <w:t>l</w:t>
+      </w:r>
+      <w:r>
+        <w:rPr>
+          <w:spacing w:val="-4"/>
+        </w:rPr>
+        <w:t>abs</w:t>
       </w:r>
       <w:r>
         <w:tab/>
@@ -1421,11 +1441,19 @@
         </w:rPr>
         <w:t xml:space="preserve"> </w:t>
       </w:r>
-      <w:r>
-        <w:rPr>
-          <w:spacing w:val="-4"/>
-        </w:rPr>
-        <w:t>RxJS,</w:t>
+      <w:proofErr w:type="spellStart"/>
+      <w:r>
+        <w:rPr>
+          <w:spacing w:val="-4"/>
+        </w:rPr>
+        <w:t>RxJS</w:t>
+      </w:r>
+      <w:proofErr w:type="spellEnd"/>
+      <w:r>
+        <w:rPr>
+          <w:spacing w:val="-4"/>
+        </w:rPr>
+        <w:t>,</w:t>
       </w:r>
       <w:r>
         <w:rPr>
@@ -1656,7 +1684,7 @@
         <w:rPr>
           <w:spacing w:val="-2"/>
         </w:rPr>
-        <w:t>Finix info solution</w:t>
+        <w:t>Mirror technologies</w:t>
       </w:r>
       <w:r>
         <w:tab/>
@@ -2061,7 +2089,7 @@
           </mc:Choice>
           <mc:Fallback>
             <w:pict>
-              <v:shape w14:anchorId="073EA1F1" id="Graphic 2" o:spid="_x0000_s1026" style="position:absolute;margin-left:54pt;margin-top:15.4pt;width:7in;height:.1pt;z-index:15729152;visibility:visible;mso-wrap-style:square;mso-wrap-distance-left:0;mso-wrap-distance-top:0;mso-wrap-distance-right:0;mso-wrap-distance-bottom:0;mso-position-horizontal:absolute;mso-position-horizontal-relative:page;mso-position-vertical:absolute;mso-position-vertical-relative:text;v-text-anchor:top" coordsize="6400800,1270" o:gfxdata="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" path="m,l6400800,e" filled="f" strokeweight=".17561mm">
+              <v:shape w14:anchorId="042637C4" id="Graphic 2" o:spid="_x0000_s1026" style="position:absolute;margin-left:54pt;margin-top:15.4pt;width:7in;height:.1pt;z-index:15729152;visibility:visible;mso-wrap-style:square;mso-wrap-distance-left:0;mso-wrap-distance-top:0;mso-wrap-distance-right:0;mso-wrap-distance-bottom:0;mso-position-horizontal:absolute;mso-position-horizontal-relative:page;mso-position-vertical:absolute;mso-position-vertical-relative:text;v-text-anchor:top" coordsize="6400800,1270" o:gfxdata="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" path="m,l6400800,e" filled="f" strokeweight=".17561mm">
                 <v:path arrowok="t"/>
                 <w10:wrap anchorx="page"/>
               </v:shape>
@@ -2574,12 +2602,14 @@
       <w:r>
         <w:t xml:space="preserve"> </w:t>
       </w:r>
+      <w:proofErr w:type="spellStart"/>
       <w:r>
         <w:rPr>
           <w:spacing w:val="-4"/>
         </w:rPr>
         <w:t>Node.Js</w:t>
       </w:r>
+      <w:proofErr w:type="spellEnd"/>
     </w:p>
     <w:p>
       <w:pPr>
@@ -2657,7 +2687,7 @@
           </mc:Choice>
           <mc:Fallback>
             <w:pict>
-              <v:shape w14:anchorId="74732BBB" id="Graphic 3" o:spid="_x0000_s1026" style="position:absolute;margin-left:54pt;margin-top:14.35pt;width:7in;height:.1pt;z-index:15729664;visibility:visible;mso-wrap-style:square;mso-wrap-distance-left:0;mso-wrap-distance-top:0;mso-wrap-distance-right:0;mso-wrap-distance-bottom:0;mso-position-horizontal:absolute;mso-position-horizontal-relative:page;mso-position-vertical:absolute;mso-position-vertical-relative:text;v-text-anchor:top" coordsize="6400800,1270" o:gfxdata="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" path="m,l6400800,e" filled="f" strokeweight=".17561mm">
+              <v:shape w14:anchorId="5C8457FD" id="Graphic 3" o:spid="_x0000_s1026" style="position:absolute;margin-left:54pt;margin-top:14.35pt;width:7in;height:.1pt;z-index:15729664;visibility:visible;mso-wrap-style:square;mso-wrap-distance-left:0;mso-wrap-distance-top:0;mso-wrap-distance-right:0;mso-wrap-distance-bottom:0;mso-position-horizontal:absolute;mso-position-horizontal-relative:page;mso-position-vertical:absolute;mso-position-vertical-relative:text;v-text-anchor:top" coordsize="6400800,1270" o:gfxdata="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" path="m,l6400800,e" filled="f" strokeweight=".17561mm">
                 <v:path arrowok="t"/>
                 <w10:wrap anchorx="page"/>
               </v:shape>
@@ -2781,11 +2811,19 @@
         </w:rPr>
         <w:t xml:space="preserve"> </w:t>
       </w:r>
-      <w:r>
-        <w:rPr>
-          <w:spacing w:val="-2"/>
-        </w:rPr>
-        <w:t>Javascript,</w:t>
+      <w:proofErr w:type="spellStart"/>
+      <w:r>
+        <w:rPr>
+          <w:spacing w:val="-2"/>
+        </w:rPr>
+        <w:t>Javascript</w:t>
+      </w:r>
+      <w:proofErr w:type="spellEnd"/>
+      <w:r>
+        <w:rPr>
+          <w:spacing w:val="-2"/>
+        </w:rPr>
+        <w:t>,</w:t>
       </w:r>
       <w:r>
         <w:rPr>
@@ -2867,12 +2905,14 @@
         </w:rPr>
         <w:t xml:space="preserve"> </w:t>
       </w:r>
+      <w:proofErr w:type="spellStart"/>
       <w:r>
         <w:rPr>
           <w:spacing w:val="-2"/>
         </w:rPr>
         <w:t>Node.Js</w:t>
       </w:r>
+      <w:proofErr w:type="spellEnd"/>
     </w:p>
     <w:p>
       <w:pPr>
@@ -3053,7 +3093,7 @@
           </mc:Choice>
           <mc:Fallback>
             <w:pict>
-              <v:shape w14:anchorId="20ABE7A0" id="Graphic 4" o:spid="_x0000_s1026" style="position:absolute;margin-left:54pt;margin-top:15.95pt;width:7in;height:.1pt;z-index:15730176;visibility:visible;mso-wrap-style:square;mso-wrap-distance-left:0;mso-wrap-distance-top:0;mso-wrap-distance-right:0;mso-wrap-distance-bottom:0;mso-position-horizontal:absolute;mso-position-horizontal-relative:page;mso-position-vertical:absolute;mso-position-vertical-relative:text;v-text-anchor:top" coordsize="6400800,1270" o:gfxdata="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" path="m,l6400800,e" filled="f" strokeweight=".17561mm">
+              <v:shape w14:anchorId="4CF91AF5" id="Graphic 4" o:spid="_x0000_s1026" style="position:absolute;margin-left:54pt;margin-top:15.95pt;width:7in;height:.1pt;z-index:15730176;visibility:visible;mso-wrap-style:square;mso-wrap-distance-left:0;mso-wrap-distance-top:0;mso-wrap-distance-right:0;mso-wrap-distance-bottom:0;mso-position-horizontal:absolute;mso-position-horizontal-relative:page;mso-position-vertical:absolute;mso-position-vertical-relative:text;v-text-anchor:top" coordsize="6400800,1270" o:gfxdata="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" path="m,l6400800,e" filled="f" strokeweight=".17561mm">
                 <v:path arrowok="t"/>
                 <w10:wrap anchorx="page"/>
               </v:shape>
@@ -3125,24 +3165,42 @@
         </w:rPr>
         <w:t xml:space="preserve"> </w:t>
       </w:r>
+      <w:proofErr w:type="spellStart"/>
       <w:r>
         <w:rPr>
           <w:spacing w:val="-6"/>
         </w:rPr>
         <w:t>Receivedthe</w:t>
       </w:r>
+      <w:proofErr w:type="spellEnd"/>
       <w:r>
         <w:rPr>
           <w:spacing w:val="-9"/>
         </w:rPr>
         <w:t xml:space="preserve"> </w:t>
       </w:r>
-      <w:r>
-        <w:rPr>
-          <w:spacing w:val="-6"/>
-        </w:rPr>
-        <w:t>awardthree times foroutstanding</w:t>
-      </w:r>
+      <w:proofErr w:type="spellStart"/>
+      <w:r>
+        <w:rPr>
+          <w:spacing w:val="-6"/>
+        </w:rPr>
+        <w:t>awardthree</w:t>
+      </w:r>
+      <w:proofErr w:type="spellEnd"/>
+      <w:r>
+        <w:rPr>
+          <w:spacing w:val="-6"/>
+        </w:rPr>
+        <w:t xml:space="preserve"> times </w:t>
+      </w:r>
+      <w:proofErr w:type="spellStart"/>
+      <w:r>
+        <w:rPr>
+          <w:spacing w:val="-6"/>
+        </w:rPr>
+        <w:t>foroutstanding</w:t>
+      </w:r>
+      <w:proofErr w:type="spellEnd"/>
       <w:r>
         <w:rPr>
           <w:spacing w:val="-7"/>
@@ -3259,7 +3317,8 @@
         </w:rPr>
         <w:t xml:space="preserve">on </w:t>
       </w:r>
-      <w:hyperlink r:id="rId8">
+      <w:hyperlink r:id="rId7">
+        <w:proofErr w:type="spellStart"/>
         <w:r>
           <w:rPr>
             <w:color w:val="0000FF"/>
@@ -3268,6 +3327,7 @@
           </w:rPr>
           <w:t>LeetCode</w:t>
         </w:r>
+        <w:proofErr w:type="spellEnd"/>
         <w:r>
           <w:rPr>
             <w:spacing w:val="-4"/>
@@ -3376,7 +3436,7 @@
           </mc:Choice>
           <mc:Fallback>
             <w:pict>
-              <v:shape w14:anchorId="7EEAB3E7" id="Graphic 5" o:spid="_x0000_s1026" style="position:absolute;margin-left:54pt;margin-top:13.2pt;width:7in;height:.1pt;z-index:15730688;visibility:visible;mso-wrap-style:square;mso-wrap-distance-left:0;mso-wrap-distance-top:0;mso-wrap-distance-right:0;mso-wrap-distance-bottom:0;mso-position-horizontal:absolute;mso-position-horizontal-relative:page;mso-position-vertical:absolute;mso-position-vertical-relative:text;v-text-anchor:top" coordsize="6400800,1270" o:gfxdata="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" path="m,l6400800,e" filled="f" strokeweight=".17561mm">
+              <v:shape w14:anchorId="67B8D278" id="Graphic 5" o:spid="_x0000_s1026" style="position:absolute;margin-left:54pt;margin-top:13.2pt;width:7in;height:.1pt;z-index:15730688;visibility:visible;mso-wrap-style:square;mso-wrap-distance-left:0;mso-wrap-distance-top:0;mso-wrap-distance-right:0;mso-wrap-distance-bottom:0;mso-position-horizontal:absolute;mso-position-horizontal-relative:page;mso-position-vertical:absolute;mso-position-vertical-relative:text;v-text-anchor:top" coordsize="6400800,1270" o:gfxdata="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" path="m,l6400800,e" filled="f" strokeweight=".17561mm">
                 <v:path arrowok="t"/>
                 <w10:wrap anchorx="page"/>
               </v:shape>
